--- a/Talleres/Taller2_Condicionales.docx
+++ b/Talleres/Taller2_Condicionales.docx
@@ -39,37 +39,12 @@
           <w:lang w:val="es-419"/>
         </w:rPr>
       </w:pPr>
-      <w:proofErr w:type="spellStart"/>
-      <w:r>
-        <w:rPr>
-          <w:rFonts w:asciiTheme="majorHAnsi" w:hAnsiTheme="majorHAnsi" w:cstheme="majorHAnsi"/>
-          <w:lang w:val="es-419"/>
-        </w:rPr>
-        <w:t>boolean</w:t>
-      </w:r>
-      <w:proofErr w:type="spellEnd"/>
-      <w:r>
-        <w:rPr>
-          <w:rFonts w:asciiTheme="majorHAnsi" w:hAnsiTheme="majorHAnsi" w:cstheme="majorHAnsi"/>
-          <w:lang w:val="es-419"/>
-        </w:rPr>
-        <w:t xml:space="preserve"> </w:t>
-      </w:r>
-      <w:proofErr w:type="spellStart"/>
-      <w:r>
-        <w:rPr>
-          <w:rFonts w:asciiTheme="majorHAnsi" w:hAnsiTheme="majorHAnsi" w:cstheme="majorHAnsi"/>
-          <w:lang w:val="es-419"/>
-        </w:rPr>
-        <w:t>GanaBeca</w:t>
-      </w:r>
-      <w:proofErr w:type="spellEnd"/>
-      <w:r>
-        <w:rPr>
-          <w:rFonts w:asciiTheme="majorHAnsi" w:hAnsiTheme="majorHAnsi" w:cstheme="majorHAnsi"/>
-          <w:lang w:val="es-419"/>
-        </w:rPr>
-        <w:t xml:space="preserve"> = False</w:t>
+      <w:r>
+        <w:rPr>
+          <w:rFonts w:asciiTheme="majorHAnsi" w:hAnsiTheme="majorHAnsi" w:cstheme="majorHAnsi"/>
+          <w:lang w:val="es-419"/>
+        </w:rPr>
+        <w:t>boolean GanaBeca = False</w:t>
       </w:r>
     </w:p>
     <w:p>
@@ -85,23 +60,7 @@
           <w:rFonts w:asciiTheme="majorHAnsi" w:hAnsiTheme="majorHAnsi" w:cstheme="majorHAnsi"/>
           <w:lang w:val="es-419"/>
         </w:rPr>
-        <w:t xml:space="preserve">SI (nota &gt; 3.5 Entonces &amp;&amp; </w:t>
-      </w:r>
-      <w:proofErr w:type="spellStart"/>
-      <w:r>
-        <w:rPr>
-          <w:rFonts w:asciiTheme="majorHAnsi" w:hAnsiTheme="majorHAnsi" w:cstheme="majorHAnsi"/>
-          <w:lang w:val="es-419"/>
-        </w:rPr>
-        <w:t>HorasCompletadas</w:t>
-      </w:r>
-      <w:proofErr w:type="spellEnd"/>
-      <w:r>
-        <w:rPr>
-          <w:rFonts w:asciiTheme="majorHAnsi" w:hAnsiTheme="majorHAnsi" w:cstheme="majorHAnsi"/>
-          <w:lang w:val="es-419"/>
-        </w:rPr>
-        <w:t xml:space="preserve"> &gt;= 15) Entonces</w:t>
+        <w:t>SI (nota &gt; 3.5 Entonces &amp;&amp; HorasCompletadas &gt;= 15) Entonces</w:t>
       </w:r>
     </w:p>
     <w:p>
@@ -117,23 +76,7 @@
           <w:rFonts w:asciiTheme="majorHAnsi" w:hAnsiTheme="majorHAnsi" w:cstheme="majorHAnsi"/>
           <w:lang w:val="es-419"/>
         </w:rPr>
-        <w:t xml:space="preserve">        </w:t>
-      </w:r>
-      <w:proofErr w:type="spellStart"/>
-      <w:r>
-        <w:rPr>
-          <w:rFonts w:asciiTheme="majorHAnsi" w:hAnsiTheme="majorHAnsi" w:cstheme="majorHAnsi"/>
-          <w:lang w:val="es-419"/>
-        </w:rPr>
-        <w:t>GanaBeca</w:t>
-      </w:r>
-      <w:proofErr w:type="spellEnd"/>
-      <w:r>
-        <w:rPr>
-          <w:rFonts w:asciiTheme="majorHAnsi" w:hAnsiTheme="majorHAnsi" w:cstheme="majorHAnsi"/>
-          <w:lang w:val="es-419"/>
-        </w:rPr>
-        <w:t xml:space="preserve"> = True</w:t>
+        <w:t xml:space="preserve">        GanaBeca = True</w:t>
       </w:r>
     </w:p>
     <w:p>
@@ -165,23 +108,7 @@
           <w:rFonts w:asciiTheme="majorHAnsi" w:hAnsiTheme="majorHAnsi" w:cstheme="majorHAnsi"/>
           <w:lang w:val="es-419"/>
         </w:rPr>
-        <w:t>Escriba(</w:t>
-      </w:r>
-      <w:proofErr w:type="spellStart"/>
-      <w:r>
-        <w:rPr>
-          <w:rFonts w:asciiTheme="majorHAnsi" w:hAnsiTheme="majorHAnsi" w:cstheme="majorHAnsi"/>
-          <w:lang w:val="es-419"/>
-        </w:rPr>
-        <w:t>GanaBeca</w:t>
-      </w:r>
-      <w:proofErr w:type="spellEnd"/>
-      <w:r>
-        <w:rPr>
-          <w:rFonts w:asciiTheme="majorHAnsi" w:hAnsiTheme="majorHAnsi" w:cstheme="majorHAnsi"/>
-          <w:lang w:val="es-419"/>
-        </w:rPr>
-        <w:t xml:space="preserve">) </w:t>
+        <w:t xml:space="preserve">Escriba(GanaBeca) </w:t>
       </w:r>
     </w:p>
     <w:p>
@@ -592,87 +519,7 @@
           <w:rFonts w:asciiTheme="majorHAnsi" w:hAnsiTheme="majorHAnsi" w:cstheme="majorHAnsi"/>
           <w:lang w:val="es-ES"/>
         </w:rPr>
-        <w:t xml:space="preserve">Escriba un algoritmo que dado un </w:t>
-      </w:r>
-      <w:proofErr w:type="spellStart"/>
-      <w:r>
-        <w:rPr>
-          <w:rFonts w:asciiTheme="majorHAnsi" w:hAnsiTheme="majorHAnsi" w:cstheme="majorHAnsi"/>
-          <w:lang w:val="es-ES"/>
-        </w:rPr>
-        <w:t>caracter</w:t>
-      </w:r>
-      <w:proofErr w:type="spellEnd"/>
-      <w:r>
-        <w:rPr>
-          <w:rFonts w:asciiTheme="majorHAnsi" w:hAnsiTheme="majorHAnsi" w:cstheme="majorHAnsi"/>
-          <w:lang w:val="es-ES"/>
-        </w:rPr>
-        <w:t xml:space="preserve">, nos diga si es una letra o un número. Valide que el </w:t>
-      </w:r>
-      <w:proofErr w:type="spellStart"/>
-      <w:r>
-        <w:rPr>
-          <w:rFonts w:asciiTheme="majorHAnsi" w:hAnsiTheme="majorHAnsi" w:cstheme="majorHAnsi"/>
-          <w:lang w:val="es-ES"/>
-        </w:rPr>
-        <w:t>caracter</w:t>
-      </w:r>
-      <w:proofErr w:type="spellEnd"/>
-      <w:r>
-        <w:rPr>
-          <w:rFonts w:asciiTheme="majorHAnsi" w:hAnsiTheme="majorHAnsi" w:cstheme="majorHAnsi"/>
-          <w:lang w:val="es-ES"/>
-        </w:rPr>
-        <w:t xml:space="preserve"> sea imprimible de acuerdo con la tabla </w:t>
-      </w:r>
-      <w:proofErr w:type="spellStart"/>
-      <w:r>
-        <w:rPr>
-          <w:rFonts w:asciiTheme="majorHAnsi" w:hAnsiTheme="majorHAnsi" w:cstheme="majorHAnsi"/>
-          <w:lang w:val="es-ES"/>
-        </w:rPr>
-        <w:t>ascii</w:t>
-      </w:r>
-      <w:proofErr w:type="spellEnd"/>
-      <w:r>
-        <w:rPr>
-          <w:rFonts w:asciiTheme="majorHAnsi" w:hAnsiTheme="majorHAnsi" w:cstheme="majorHAnsi"/>
-          <w:lang w:val="es-ES"/>
-        </w:rPr>
-        <w:t xml:space="preserve"> básica. Use en Python la conversión entre </w:t>
-      </w:r>
-      <w:proofErr w:type="spellStart"/>
-      <w:r>
-        <w:rPr>
-          <w:rFonts w:asciiTheme="majorHAnsi" w:hAnsiTheme="majorHAnsi" w:cstheme="majorHAnsi"/>
-          <w:lang w:val="es-ES"/>
-        </w:rPr>
-        <w:t>caracter</w:t>
-      </w:r>
-      <w:proofErr w:type="spellEnd"/>
-      <w:r>
-        <w:rPr>
-          <w:rFonts w:asciiTheme="majorHAnsi" w:hAnsiTheme="majorHAnsi" w:cstheme="majorHAnsi"/>
-          <w:lang w:val="es-ES"/>
-        </w:rPr>
-        <w:t xml:space="preserve"> y su número </w:t>
-      </w:r>
-      <w:proofErr w:type="spellStart"/>
-      <w:r>
-        <w:rPr>
-          <w:rFonts w:asciiTheme="majorHAnsi" w:hAnsiTheme="majorHAnsi" w:cstheme="majorHAnsi"/>
-          <w:lang w:val="es-ES"/>
-        </w:rPr>
-        <w:t>ascii</w:t>
-      </w:r>
-      <w:proofErr w:type="spellEnd"/>
-      <w:r>
-        <w:rPr>
-          <w:rFonts w:asciiTheme="majorHAnsi" w:hAnsiTheme="majorHAnsi" w:cstheme="majorHAnsi"/>
-          <w:lang w:val="es-ES"/>
-        </w:rPr>
-        <w:t xml:space="preserve"> equivalente.</w:t>
+        <w:t>Escriba un algoritmo que dado un caracter, nos diga si es una letra o un número. Valide que el caracter sea imprimible de acuerdo con la tabla ascii básica. Use en Python la conversión entre caracter y su número ascii equivalente.</w:t>
       </w:r>
     </w:p>
     <w:p>
@@ -805,7 +652,7 @@
                 <w:rFonts w:asciiTheme="majorHAnsi" w:hAnsiTheme="majorHAnsi" w:cstheme="majorHAnsi"/>
                 <w:lang w:val="es-ES"/>
               </w:rPr>
-              <w:t>que identifique y escriba el número mayor entre 3 números short digitados por los usuarios</w:t>
+              <w:t>que identifique y escriba el número mayor entre 3 números digitados por los usuarios</w:t>
             </w:r>
           </w:p>
           <w:p>
@@ -3818,30 +3665,14 @@
           <w:rFonts w:asciiTheme="majorHAnsi" w:hAnsiTheme="majorHAnsi" w:cstheme="majorHAnsi"/>
           <w:lang w:val="es-ES"/>
         </w:rPr>
-        <w:t xml:space="preserve">programa en </w:t>
-      </w:r>
-      <w:proofErr w:type="spellStart"/>
+        <w:t>programa en Python</w:t>
+      </w:r>
       <w:r>
         <w:rPr>
           <w:rFonts w:asciiTheme="majorHAnsi" w:hAnsiTheme="majorHAnsi" w:cstheme="majorHAnsi"/>
           <w:lang w:val="es-ES"/>
         </w:rPr>
-        <w:t>Python</w:t>
-      </w:r>
-      <w:r>
-        <w:rPr>
-          <w:rFonts w:asciiTheme="majorHAnsi" w:hAnsiTheme="majorHAnsi" w:cstheme="majorHAnsi"/>
-          <w:lang w:val="es-ES"/>
-        </w:rPr>
-        <w:t>que</w:t>
-      </w:r>
-      <w:proofErr w:type="spellEnd"/>
-      <w:r>
-        <w:rPr>
-          <w:rFonts w:asciiTheme="majorHAnsi" w:hAnsiTheme="majorHAnsi" w:cstheme="majorHAnsi"/>
-          <w:lang w:val="es-ES"/>
-        </w:rPr>
-        <w:t xml:space="preserve"> le ayude a la línea de atención dar información sobre los productos. Para tal efecto, deberá solicitar la categoría y con esto dar toda la información necesaria como se ve en el ejemplo: </w:t>
+        <w:t xml:space="preserve">que le ayude a la línea de atención dar información sobre los productos. Para tal efecto, deberá solicitar la categoría y con esto dar toda la información necesaria como se ve en el ejemplo: </w:t>
       </w:r>
     </w:p>
     <w:p>
@@ -4037,21 +3868,7 @@
         <w:rPr>
           <w:rFonts w:asciiTheme="majorHAnsi" w:hAnsiTheme="majorHAnsi" w:cstheme="majorHAnsi"/>
         </w:rPr>
-        <w:t xml:space="preserve">Un grupo de amigos hace un sorteo semanalmente con pelotas de ping </w:t>
-      </w:r>
-      <w:proofErr w:type="spellStart"/>
-      <w:r>
-        <w:rPr>
-          <w:rFonts w:asciiTheme="majorHAnsi" w:hAnsiTheme="majorHAnsi" w:cstheme="majorHAnsi"/>
-        </w:rPr>
-        <w:t>pong</w:t>
-      </w:r>
-      <w:proofErr w:type="spellEnd"/>
-      <w:r>
-        <w:rPr>
-          <w:rFonts w:asciiTheme="majorHAnsi" w:hAnsiTheme="majorHAnsi" w:cstheme="majorHAnsi"/>
-        </w:rPr>
-        <w:t xml:space="preserve">, para saber quién invita y  a qué la próxima salida. Las opciones dependen del color que sacan en cada bola y son: </w:t>
+        <w:t xml:space="preserve">Un grupo de amigos hace un sorteo semanalmente con pelotas de ping pong, para saber quién invita y  a qué la próxima salida. Las opciones dependen del color que sacan en cada bola y son: </w:t>
       </w:r>
     </w:p>
     <w:p>
@@ -4409,21 +4226,12 @@
         </w:rPr>
         <w:t xml:space="preserve">Solicite al usuario ingrese los siguientes datos en formato numérico: día, mes, año y retorne la fecha en el siguiente formato: </w:t>
       </w:r>
-      <w:proofErr w:type="spellStart"/>
       <w:r>
         <w:rPr>
           <w:rFonts w:asciiTheme="majorHAnsi" w:hAnsiTheme="majorHAnsi" w:cstheme="majorHAnsi"/>
           <w:color w:val="FF0000"/>
         </w:rPr>
-        <w:t>dia</w:t>
-      </w:r>
-      <w:proofErr w:type="spellEnd"/>
-      <w:r>
-        <w:rPr>
-          <w:rFonts w:asciiTheme="majorHAnsi" w:hAnsiTheme="majorHAnsi" w:cstheme="majorHAnsi"/>
-          <w:color w:val="FF0000"/>
-        </w:rPr>
-        <w:t xml:space="preserve"> </w:t>
+        <w:t xml:space="preserve">dia </w:t>
       </w:r>
       <w:r>
         <w:rPr>
